--- a/Gabriel/DevOps/GABRIEL POPA.docx
+++ b/Gabriel/DevOps/GABRIEL POPA.docx
@@ -78,7 +78,6 @@
         </w:rPr>
         <w:t xml:space="preserve"> </w:t>
       </w:r>
-      <w:proofErr w:type="spellStart"/>
       <w:r>
         <w:rPr>
           <w:b/>
@@ -88,9 +87,6 @@
         </w:rPr>
         <w:t>DevOps</w:t>
       </w:r>
-      <w:bookmarkStart w:id="0" w:name="_GoBack"/>
-      <w:bookmarkEnd w:id="0"/>
-      <w:proofErr w:type="spellEnd"/>
     </w:p>
     <w:p>
       <w:pPr>
@@ -129,61 +125,10 @@
           <w:sz w:val="20"/>
           <w:szCs w:val="28"/>
         </w:rPr>
-        <w:t>, Romania</w:t>
-      </w:r>
-      <w:r>
-        <w:rPr>
-          <w:rStyle w:val="NormalWebChar"/>
-          <w:rFonts w:asciiTheme="majorBidi" w:hAnsiTheme="majorBidi" w:cstheme="majorBidi"/>
-          <w:bCs/>
-          <w:color w:val="000000" w:themeColor="text1"/>
-          <w:sz w:val="20"/>
-          <w:szCs w:val="28"/>
-        </w:rPr>
-        <w:t xml:space="preserve"> | </w:t>
-      </w:r>
-      <w:r>
-        <w:rPr>
-          <w:rStyle w:val="NormalWebChar"/>
-          <w:rFonts w:asciiTheme="majorBidi" w:hAnsiTheme="majorBidi" w:cstheme="majorBidi"/>
-          <w:bCs/>
-          <w:color w:val="000000" w:themeColor="text1"/>
-          <w:sz w:val="20"/>
-          <w:szCs w:val="28"/>
-        </w:rPr>
-        <w:t xml:space="preserve">+40 764309991 | </w:t>
-      </w:r>
-      <w:r>
-        <w:rPr>
-          <w:rFonts w:asciiTheme="majorBidi" w:eastAsia="Times New Roman" w:hAnsiTheme="majorBidi" w:cstheme="majorBidi"/>
-          <w:bCs/>
-          <w:color w:val="000000" w:themeColor="text1"/>
-          <w:szCs w:val="27"/>
-          <w:lang w:eastAsia="en-US"/>
-        </w:rPr>
-        <w:t>popagabriel0523@outlook.com</w:t>
-      </w:r>
-      <w:r>
-        <w:rPr>
-          <w:rFonts w:asciiTheme="majorBidi" w:eastAsia="Times New Roman" w:hAnsiTheme="majorBidi" w:cstheme="majorBidi"/>
-          <w:bCs/>
-          <w:color w:val="000000" w:themeColor="text1"/>
-          <w:szCs w:val="27"/>
-          <w:lang w:eastAsia="en-US"/>
-        </w:rPr>
-        <w:t xml:space="preserve"> | </w:t>
-      </w:r>
-      <w:r>
-        <w:rPr>
-          <w:rStyle w:val="NormalWebChar"/>
-          <w:rFonts w:asciiTheme="majorBidi" w:hAnsiTheme="majorBidi" w:cstheme="majorBidi"/>
-          <w:bCs/>
-          <w:color w:val="000000" w:themeColor="text1"/>
-          <w:sz w:val="20"/>
-          <w:szCs w:val="27"/>
-        </w:rPr>
-        <w:t>https://www.linkedin.com/in/gabriel-popa-89ba643a4/</w:t>
-      </w:r>
+        <w:t>, Romania | +40 764309991 | gabrielpdev@outlook.com | https://www.linkedin.com/in/gabriel-popa-12890b414/</w:t>
+      </w:r>
+      <w:bookmarkStart w:id="0" w:name="_GoBack"/>
+      <w:bookmarkEnd w:id="0"/>
     </w:p>
     <w:p>
       <w:pPr>
@@ -228,23 +173,7 @@
           <w:rFonts w:ascii="Times New Roman" w:hAnsi="Times New Roman" w:cs="Times New Roman"/>
           <w:sz w:val="22"/>
         </w:rPr>
-        <w:t xml:space="preserve">Senior </w:t>
-      </w:r>
-      <w:proofErr w:type="spellStart"/>
-      <w:r>
-        <w:rPr>
-          <w:rFonts w:ascii="Times New Roman" w:hAnsi="Times New Roman" w:cs="Times New Roman"/>
-          <w:sz w:val="22"/>
-        </w:rPr>
-        <w:t>DevOps</w:t>
-      </w:r>
-      <w:proofErr w:type="spellEnd"/>
-      <w:r>
-        <w:rPr>
-          <w:rFonts w:ascii="Times New Roman" w:hAnsi="Times New Roman" w:cs="Times New Roman"/>
-          <w:sz w:val="22"/>
-        </w:rPr>
-        <w:t xml:space="preserve"> Engineer with 10+ years of experience building and stabilizing delivery pipelines, cloud infrastructure, container platforms, and production operations across </w:t>
+        <w:t xml:space="preserve">Senior DevOps Engineer with 10+ years of experience building and stabilizing delivery pipelines, cloud infrastructure, container platforms, and production operations across </w:t>
       </w:r>
       <w:r>
         <w:rPr>
@@ -321,7 +250,6 @@
         </w:rPr>
         <w:t xml:space="preserve">, </w:t>
       </w:r>
-      <w:proofErr w:type="spellStart"/>
       <w:r>
         <w:rPr>
           <w:rStyle w:val="Strong"/>
@@ -330,7 +258,6 @@
         </w:rPr>
         <w:t>Docker</w:t>
       </w:r>
-      <w:proofErr w:type="spellEnd"/>
       <w:r>
         <w:rPr>
           <w:rFonts w:ascii="Times New Roman" w:hAnsi="Times New Roman" w:cs="Times New Roman"/>
@@ -338,7 +265,6 @@
         </w:rPr>
         <w:t xml:space="preserve">, </w:t>
       </w:r>
-      <w:proofErr w:type="spellStart"/>
       <w:r>
         <w:rPr>
           <w:rStyle w:val="Strong"/>
@@ -347,7 +273,6 @@
         </w:rPr>
         <w:t>Kubernetes</w:t>
       </w:r>
-      <w:proofErr w:type="spellEnd"/>
       <w:r>
         <w:rPr>
           <w:rFonts w:ascii="Times New Roman" w:hAnsi="Times New Roman" w:cs="Times New Roman"/>
@@ -355,7 +280,6 @@
         </w:rPr>
         <w:t xml:space="preserve">, </w:t>
       </w:r>
-      <w:proofErr w:type="spellStart"/>
       <w:r>
         <w:rPr>
           <w:rStyle w:val="Strong"/>
@@ -364,7 +288,6 @@
         </w:rPr>
         <w:t>Terraform</w:t>
       </w:r>
-      <w:proofErr w:type="spellEnd"/>
       <w:r>
         <w:rPr>
           <w:rFonts w:ascii="Times New Roman" w:hAnsi="Times New Roman" w:cs="Times New Roman"/>
@@ -400,41 +323,30 @@
           <w:rFonts w:ascii="Times New Roman" w:hAnsi="Times New Roman" w:cs="Times New Roman"/>
           <w:sz w:val="22"/>
         </w:rPr>
-        <w:t xml:space="preserve">, and production </w:t>
-      </w:r>
-      <w:proofErr w:type="spellStart"/>
-      <w:r>
-        <w:rPr>
-          <w:rFonts w:ascii="Times New Roman" w:hAnsi="Times New Roman" w:cs="Times New Roman"/>
-          <w:sz w:val="22"/>
-        </w:rPr>
-        <w:t>observability</w:t>
-      </w:r>
-      <w:proofErr w:type="spellEnd"/>
-      <w:r>
-        <w:rPr>
-          <w:rFonts w:ascii="Times New Roman" w:hAnsi="Times New Roman" w:cs="Times New Roman"/>
-          <w:sz w:val="22"/>
-        </w:rPr>
-        <w:t xml:space="preserve">, with hands-on work modernizing deployment flows, reducing release risk, resolving uptime issues, and improving developer productivity. Core stack spans </w:t>
-      </w:r>
-      <w:proofErr w:type="spellStart"/>
+        <w:t xml:space="preserve">, and production observability, with hands-on work modernizing deployment flows, reducing release risk, resolving uptime issues, and improving developer productivity. Core stack spans </w:t>
+      </w:r>
       <w:r>
         <w:rPr>
           <w:rStyle w:val="Strong"/>
           <w:rFonts w:ascii="Times New Roman" w:hAnsi="Times New Roman" w:cs="Times New Roman"/>
           <w:sz w:val="22"/>
         </w:rPr>
-        <w:t>Docker</w:t>
-      </w:r>
-      <w:proofErr w:type="spellEnd"/>
+        <w:t>Docker 20–26</w:t>
+      </w:r>
+      <w:r>
+        <w:rPr>
+          <w:rFonts w:ascii="Times New Roman" w:hAnsi="Times New Roman" w:cs="Times New Roman"/>
+          <w:sz w:val="22"/>
+        </w:rPr>
+        <w:t xml:space="preserve">, </w:t>
+      </w:r>
       <w:r>
         <w:rPr>
           <w:rStyle w:val="Strong"/>
           <w:rFonts w:ascii="Times New Roman" w:hAnsi="Times New Roman" w:cs="Times New Roman"/>
           <w:sz w:val="22"/>
         </w:rPr>
-        <w:t xml:space="preserve"> 20–26</w:t>
+        <w:t>Kubernetes 1.21–1.30</w:t>
       </w:r>
       <w:r>
         <w:rPr>
@@ -443,23 +355,28 @@
         </w:rPr>
         <w:t xml:space="preserve">, </w:t>
       </w:r>
-      <w:proofErr w:type="spellStart"/>
       <w:r>
         <w:rPr>
           <w:rStyle w:val="Strong"/>
           <w:rFonts w:ascii="Times New Roman" w:hAnsi="Times New Roman" w:cs="Times New Roman"/>
           <w:sz w:val="22"/>
         </w:rPr>
-        <w:t>Kubernetes</w:t>
-      </w:r>
-      <w:proofErr w:type="spellEnd"/>
+        <w:t>Terraform 1.0–1.8</w:t>
+      </w:r>
+      <w:r>
+        <w:rPr>
+          <w:rFonts w:ascii="Times New Roman" w:hAnsi="Times New Roman" w:cs="Times New Roman"/>
+          <w:sz w:val="22"/>
+        </w:rPr>
+        <w:t xml:space="preserve">, </w:t>
+      </w:r>
       <w:r>
         <w:rPr>
           <w:rStyle w:val="Strong"/>
           <w:rFonts w:ascii="Times New Roman" w:hAnsi="Times New Roman" w:cs="Times New Roman"/>
           <w:sz w:val="22"/>
         </w:rPr>
-        <w:t xml:space="preserve"> 1.21–1.30</w:t>
+        <w:t>Jenkins 2.x</w:t>
       </w:r>
       <w:r>
         <w:rPr>
@@ -468,23 +385,23 @@
         </w:rPr>
         <w:t xml:space="preserve">, </w:t>
       </w:r>
-      <w:proofErr w:type="spellStart"/>
+      <w:proofErr w:type="gramStart"/>
       <w:r>
         <w:rPr>
           <w:rStyle w:val="Strong"/>
           <w:rFonts w:ascii="Times New Roman" w:hAnsi="Times New Roman" w:cs="Times New Roman"/>
           <w:sz w:val="22"/>
         </w:rPr>
-        <w:t>Terraform</w:t>
-      </w:r>
-      <w:proofErr w:type="spellEnd"/>
+        <w:t>GitHub</w:t>
+      </w:r>
+      <w:proofErr w:type="gramEnd"/>
       <w:r>
         <w:rPr>
           <w:rStyle w:val="Strong"/>
           <w:rFonts w:ascii="Times New Roman" w:hAnsi="Times New Roman" w:cs="Times New Roman"/>
           <w:sz w:val="22"/>
         </w:rPr>
-        <w:t xml:space="preserve"> 1.0–1.8</w:t>
+        <w:t xml:space="preserve"> Actions</w:t>
       </w:r>
       <w:r>
         <w:rPr>
@@ -499,60 +416,8 @@
           <w:rFonts w:ascii="Times New Roman" w:hAnsi="Times New Roman" w:cs="Times New Roman"/>
           <w:sz w:val="22"/>
         </w:rPr>
-        <w:t>Jenkins 2.x</w:t>
-      </w:r>
-      <w:r>
-        <w:rPr>
-          <w:rFonts w:ascii="Times New Roman" w:hAnsi="Times New Roman" w:cs="Times New Roman"/>
-          <w:sz w:val="22"/>
-        </w:rPr>
-        <w:t xml:space="preserve">, </w:t>
-      </w:r>
-      <w:proofErr w:type="spellStart"/>
-      <w:proofErr w:type="gramStart"/>
-      <w:r>
-        <w:rPr>
-          <w:rStyle w:val="Strong"/>
-          <w:rFonts w:ascii="Times New Roman" w:hAnsi="Times New Roman" w:cs="Times New Roman"/>
-          <w:sz w:val="22"/>
-        </w:rPr>
-        <w:t>GitHub</w:t>
-      </w:r>
-      <w:proofErr w:type="spellEnd"/>
-      <w:proofErr w:type="gramEnd"/>
-      <w:r>
-        <w:rPr>
-          <w:rStyle w:val="Strong"/>
-          <w:rFonts w:ascii="Times New Roman" w:hAnsi="Times New Roman" w:cs="Times New Roman"/>
-          <w:sz w:val="22"/>
-        </w:rPr>
-        <w:t xml:space="preserve"> Actions</w:t>
-      </w:r>
-      <w:r>
-        <w:rPr>
-          <w:rFonts w:ascii="Times New Roman" w:hAnsi="Times New Roman" w:cs="Times New Roman"/>
-          <w:sz w:val="22"/>
-        </w:rPr>
-        <w:t xml:space="preserve">, </w:t>
-      </w:r>
-      <w:r>
-        <w:rPr>
-          <w:rStyle w:val="Strong"/>
-          <w:rFonts w:ascii="Times New Roman" w:hAnsi="Times New Roman" w:cs="Times New Roman"/>
-          <w:sz w:val="22"/>
-        </w:rPr>
-        <w:t xml:space="preserve">Azure </w:t>
-      </w:r>
-      <w:proofErr w:type="spellStart"/>
-      <w:r>
-        <w:rPr>
-          <w:rStyle w:val="Strong"/>
-          <w:rFonts w:ascii="Times New Roman" w:hAnsi="Times New Roman" w:cs="Times New Roman"/>
-          <w:sz w:val="22"/>
-        </w:rPr>
-        <w:t>DevOps</w:t>
-      </w:r>
-      <w:proofErr w:type="spellEnd"/>
+        <w:t>Azure DevOps</w:t>
+      </w:r>
       <w:r>
         <w:rPr>
           <w:rFonts w:ascii="Times New Roman" w:hAnsi="Times New Roman" w:cs="Times New Roman"/>
@@ -939,7 +804,6 @@
         </w:rPr>
         <w:t xml:space="preserve"> </w:t>
       </w:r>
-      <w:proofErr w:type="spellStart"/>
       <w:r>
         <w:rPr>
           <w:rFonts w:ascii="Times New Roman" w:eastAsia="Times New Roman" w:hAnsi="Times New Roman" w:cs="Times New Roman"/>
@@ -949,9 +813,17 @@
           <w:szCs w:val="24"/>
           <w:lang w:eastAsia="en-US"/>
         </w:rPr>
-        <w:t>Docker</w:t>
-      </w:r>
-      <w:proofErr w:type="spellEnd"/>
+        <w:t>Docker 20–26</w:t>
+      </w:r>
+      <w:r>
+        <w:rPr>
+          <w:rFonts w:ascii="Times New Roman" w:eastAsia="Times New Roman" w:hAnsi="Times New Roman" w:cs="Times New Roman"/>
+          <w:sz w:val="22"/>
+          <w:szCs w:val="24"/>
+          <w:lang w:eastAsia="en-US"/>
+        </w:rPr>
+        <w:t xml:space="preserve">, </w:t>
+      </w:r>
       <w:r>
         <w:rPr>
           <w:rFonts w:ascii="Times New Roman" w:eastAsia="Times New Roman" w:hAnsi="Times New Roman" w:cs="Times New Roman"/>
@@ -961,7 +833,7 @@
           <w:szCs w:val="24"/>
           <w:lang w:eastAsia="en-US"/>
         </w:rPr>
-        <w:t xml:space="preserve"> 20–26</w:t>
+        <w:t>Kubernetes 1.21–1.30</w:t>
       </w:r>
       <w:r>
         <w:rPr>
@@ -972,7 +844,6 @@
         </w:rPr>
         <w:t xml:space="preserve">, </w:t>
       </w:r>
-      <w:proofErr w:type="spellStart"/>
       <w:r>
         <w:rPr>
           <w:rFonts w:ascii="Times New Roman" w:eastAsia="Times New Roman" w:hAnsi="Times New Roman" w:cs="Times New Roman"/>
@@ -982,19 +853,7 @@
           <w:szCs w:val="24"/>
           <w:lang w:eastAsia="en-US"/>
         </w:rPr>
-        <w:t>Kubernetes</w:t>
-      </w:r>
-      <w:proofErr w:type="spellEnd"/>
-      <w:r>
-        <w:rPr>
-          <w:rFonts w:ascii="Times New Roman" w:eastAsia="Times New Roman" w:hAnsi="Times New Roman" w:cs="Times New Roman"/>
-          <w:b/>
-          <w:bCs/>
-          <w:sz w:val="22"/>
-          <w:szCs w:val="24"/>
-          <w:lang w:eastAsia="en-US"/>
-        </w:rPr>
-        <w:t xml:space="preserve"> 1.21–1.30</w:t>
+        <w:t>Helm 3.x</w:t>
       </w:r>
       <w:r>
         <w:rPr>
@@ -1008,44 +867,12 @@
       <w:r>
         <w:rPr>
           <w:rFonts w:ascii="Times New Roman" w:eastAsia="Times New Roman" w:hAnsi="Times New Roman" w:cs="Times New Roman"/>
-          <w:b/>
-          <w:bCs/>
-          <w:sz w:val="22"/>
-          <w:szCs w:val="24"/>
-          <w:lang w:eastAsia="en-US"/>
-        </w:rPr>
-        <w:t>Helm 3.x</w:t>
-      </w:r>
-      <w:r>
-        <w:rPr>
-          <w:rFonts w:ascii="Times New Roman" w:eastAsia="Times New Roman" w:hAnsi="Times New Roman" w:cs="Times New Roman"/>
-          <w:sz w:val="22"/>
-          <w:szCs w:val="24"/>
-          <w:lang w:eastAsia="en-US"/>
-        </w:rPr>
-        <w:t xml:space="preserve">, </w:t>
-      </w:r>
-      <w:proofErr w:type="spellStart"/>
-      <w:r>
-        <w:rPr>
-          <w:rFonts w:ascii="Times New Roman" w:eastAsia="Times New Roman" w:hAnsi="Times New Roman" w:cs="Times New Roman"/>
-          <w:bCs/>
-          <w:sz w:val="22"/>
-          <w:szCs w:val="24"/>
-          <w:lang w:eastAsia="en-US"/>
-        </w:rPr>
-        <w:t>Docker</w:t>
-      </w:r>
-      <w:proofErr w:type="spellEnd"/>
-      <w:r>
-        <w:rPr>
-          <w:rFonts w:ascii="Times New Roman" w:eastAsia="Times New Roman" w:hAnsi="Times New Roman" w:cs="Times New Roman"/>
-          <w:bCs/>
-          <w:sz w:val="22"/>
-          <w:szCs w:val="24"/>
-          <w:lang w:eastAsia="en-US"/>
-        </w:rPr>
-        <w:t xml:space="preserve"> Compose</w:t>
+          <w:bCs/>
+          <w:sz w:val="22"/>
+          <w:szCs w:val="24"/>
+          <w:lang w:eastAsia="en-US"/>
+        </w:rPr>
+        <w:t>Docker Compose</w:t>
       </w:r>
       <w:r>
         <w:rPr>
@@ -1160,7 +987,6 @@
         </w:rPr>
         <w:t xml:space="preserve"> </w:t>
       </w:r>
-      <w:proofErr w:type="spellStart"/>
       <w:r>
         <w:rPr>
           <w:rFonts w:ascii="Times New Roman" w:eastAsia="Times New Roman" w:hAnsi="Times New Roman" w:cs="Times New Roman"/>
@@ -1170,19 +996,7 @@
           <w:szCs w:val="24"/>
           <w:lang w:eastAsia="en-US"/>
         </w:rPr>
-        <w:t>Terraform</w:t>
-      </w:r>
-      <w:proofErr w:type="spellEnd"/>
-      <w:r>
-        <w:rPr>
-          <w:rFonts w:ascii="Times New Roman" w:eastAsia="Times New Roman" w:hAnsi="Times New Roman" w:cs="Times New Roman"/>
-          <w:b/>
-          <w:bCs/>
-          <w:sz w:val="22"/>
-          <w:szCs w:val="24"/>
-          <w:lang w:eastAsia="en-US"/>
-        </w:rPr>
-        <w:t xml:space="preserve"> 1.0–1.8</w:t>
+        <w:t>Terraform 1.0–1.8</w:t>
       </w:r>
       <w:r>
         <w:rPr>
@@ -1390,7 +1204,6 @@
         </w:rPr>
         <w:t xml:space="preserve">, </w:t>
       </w:r>
-      <w:proofErr w:type="spellStart"/>
       <w:r>
         <w:rPr>
           <w:rFonts w:ascii="Times New Roman" w:eastAsia="Times New Roman" w:hAnsi="Times New Roman" w:cs="Times New Roman"/>
@@ -1400,9 +1213,17 @@
           <w:szCs w:val="24"/>
           <w:lang w:eastAsia="en-US"/>
         </w:rPr>
-        <w:t>GitHub</w:t>
-      </w:r>
-      <w:proofErr w:type="spellEnd"/>
+        <w:t>GitHub Actions</w:t>
+      </w:r>
+      <w:r>
+        <w:rPr>
+          <w:rFonts w:ascii="Times New Roman" w:eastAsia="Times New Roman" w:hAnsi="Times New Roman" w:cs="Times New Roman"/>
+          <w:sz w:val="22"/>
+          <w:szCs w:val="24"/>
+          <w:lang w:eastAsia="en-US"/>
+        </w:rPr>
+        <w:t xml:space="preserve">, </w:t>
+      </w:r>
       <w:r>
         <w:rPr>
           <w:rFonts w:ascii="Times New Roman" w:eastAsia="Times New Roman" w:hAnsi="Times New Roman" w:cs="Times New Roman"/>
@@ -1412,41 +1233,8 @@
           <w:szCs w:val="24"/>
           <w:lang w:eastAsia="en-US"/>
         </w:rPr>
-        <w:t xml:space="preserve"> Actions</w:t>
-      </w:r>
-      <w:r>
-        <w:rPr>
-          <w:rFonts w:ascii="Times New Roman" w:eastAsia="Times New Roman" w:hAnsi="Times New Roman" w:cs="Times New Roman"/>
-          <w:sz w:val="22"/>
-          <w:szCs w:val="24"/>
-          <w:lang w:eastAsia="en-US"/>
-        </w:rPr>
-        <w:t xml:space="preserve">, </w:t>
-      </w:r>
-      <w:r>
-        <w:rPr>
-          <w:rFonts w:ascii="Times New Roman" w:eastAsia="Times New Roman" w:hAnsi="Times New Roman" w:cs="Times New Roman"/>
-          <w:b/>
-          <w:bCs/>
-          <w:sz w:val="22"/>
-          <w:szCs w:val="24"/>
-          <w:lang w:eastAsia="en-US"/>
-        </w:rPr>
-        <w:t xml:space="preserve">Azure </w:t>
-      </w:r>
-      <w:proofErr w:type="spellStart"/>
-      <w:r>
-        <w:rPr>
-          <w:rFonts w:ascii="Times New Roman" w:eastAsia="Times New Roman" w:hAnsi="Times New Roman" w:cs="Times New Roman"/>
-          <w:b/>
-          <w:bCs/>
-          <w:sz w:val="22"/>
-          <w:szCs w:val="24"/>
-          <w:lang w:eastAsia="en-US"/>
-        </w:rPr>
-        <w:t>DevOps</w:t>
-      </w:r>
-      <w:proofErr w:type="spellEnd"/>
+        <w:t>Azure DevOps</w:t>
+      </w:r>
       <w:r>
         <w:rPr>
           <w:rFonts w:ascii="Times New Roman" w:eastAsia="Times New Roman" w:hAnsi="Times New Roman" w:cs="Times New Roman"/>
@@ -1573,7 +1361,6 @@
           <w:lang w:eastAsia="en-US"/>
         </w:rPr>
       </w:pPr>
-      <w:proofErr w:type="spellStart"/>
       <w:r>
         <w:rPr>
           <w:rFonts w:ascii="Times New Roman" w:eastAsia="Times New Roman" w:hAnsi="Times New Roman" w:cs="Times New Roman"/>
@@ -1583,19 +1370,7 @@
           <w:szCs w:val="24"/>
           <w:lang w:eastAsia="en-US"/>
         </w:rPr>
-        <w:t>Observability</w:t>
-      </w:r>
-      <w:proofErr w:type="spellEnd"/>
-      <w:r>
-        <w:rPr>
-          <w:rFonts w:ascii="Times New Roman" w:eastAsia="Times New Roman" w:hAnsi="Times New Roman" w:cs="Times New Roman"/>
-          <w:b/>
-          <w:bCs/>
-          <w:sz w:val="22"/>
-          <w:szCs w:val="24"/>
-          <w:lang w:eastAsia="en-US"/>
-        </w:rPr>
-        <w:t xml:space="preserve"> &amp; Reliability:</w:t>
+        <w:t>Observability &amp; Reliability:</w:t>
       </w:r>
       <w:r>
         <w:rPr>
@@ -1883,7 +1658,6 @@
         </w:rPr>
         <w:t xml:space="preserve">, </w:t>
       </w:r>
-      <w:proofErr w:type="spellStart"/>
       <w:r>
         <w:rPr>
           <w:rFonts w:ascii="Times New Roman" w:eastAsia="Times New Roman" w:hAnsi="Times New Roman" w:cs="Times New Roman"/>
@@ -1894,7 +1668,6 @@
         </w:rPr>
         <w:t>Nginx</w:t>
       </w:r>
-      <w:proofErr w:type="spellEnd"/>
       <w:r>
         <w:rPr>
           <w:rFonts w:ascii="Times New Roman" w:eastAsia="Times New Roman" w:hAnsi="Times New Roman" w:cs="Times New Roman"/>
@@ -2084,6 +1857,63 @@
         </w:rPr>
         <w:t xml:space="preserve"> </w:t>
       </w:r>
+      <w:r>
+        <w:rPr>
+          <w:rFonts w:ascii="Times New Roman" w:eastAsia="Times New Roman" w:hAnsi="Times New Roman" w:cs="Times New Roman"/>
+          <w:bCs/>
+          <w:sz w:val="22"/>
+          <w:szCs w:val="24"/>
+          <w:lang w:eastAsia="en-US"/>
+        </w:rPr>
+        <w:t>PostgreSQL</w:t>
+      </w:r>
+      <w:r>
+        <w:rPr>
+          <w:rFonts w:ascii="Times New Roman" w:eastAsia="Times New Roman" w:hAnsi="Times New Roman" w:cs="Times New Roman"/>
+          <w:sz w:val="22"/>
+          <w:szCs w:val="24"/>
+          <w:lang w:eastAsia="en-US"/>
+        </w:rPr>
+        <w:t xml:space="preserve">, </w:t>
+      </w:r>
+      <w:r>
+        <w:rPr>
+          <w:rFonts w:ascii="Times New Roman" w:eastAsia="Times New Roman" w:hAnsi="Times New Roman" w:cs="Times New Roman"/>
+          <w:bCs/>
+          <w:sz w:val="22"/>
+          <w:szCs w:val="24"/>
+          <w:lang w:eastAsia="en-US"/>
+        </w:rPr>
+        <w:t>MySQL</w:t>
+      </w:r>
+      <w:r>
+        <w:rPr>
+          <w:rFonts w:ascii="Times New Roman" w:eastAsia="Times New Roman" w:hAnsi="Times New Roman" w:cs="Times New Roman"/>
+          <w:sz w:val="22"/>
+          <w:szCs w:val="24"/>
+          <w:lang w:eastAsia="en-US"/>
+        </w:rPr>
+        <w:t xml:space="preserve">, </w:t>
+      </w:r>
+      <w:r>
+        <w:rPr>
+          <w:rFonts w:ascii="Times New Roman" w:eastAsia="Times New Roman" w:hAnsi="Times New Roman" w:cs="Times New Roman"/>
+          <w:bCs/>
+          <w:sz w:val="22"/>
+          <w:szCs w:val="24"/>
+          <w:lang w:eastAsia="en-US"/>
+        </w:rPr>
+        <w:t>SQL Server</w:t>
+      </w:r>
+      <w:r>
+        <w:rPr>
+          <w:rFonts w:ascii="Times New Roman" w:eastAsia="Times New Roman" w:hAnsi="Times New Roman" w:cs="Times New Roman"/>
+          <w:sz w:val="22"/>
+          <w:szCs w:val="24"/>
+          <w:lang w:eastAsia="en-US"/>
+        </w:rPr>
+        <w:t xml:space="preserve">, </w:t>
+      </w:r>
       <w:proofErr w:type="spellStart"/>
       <w:r>
         <w:rPr>
@@ -2093,7 +1923,7 @@
           <w:szCs w:val="24"/>
           <w:lang w:eastAsia="en-US"/>
         </w:rPr>
-        <w:t>PostgreSQL</w:t>
+        <w:t>Redis</w:t>
       </w:r>
       <w:proofErr w:type="spellEnd"/>
       <w:r>
@@ -2113,69 +1943,8 @@
           <w:szCs w:val="24"/>
           <w:lang w:eastAsia="en-US"/>
         </w:rPr>
-        <w:t>MySQL</w:t>
-      </w:r>
-      <w:r>
-        <w:rPr>
-          <w:rFonts w:ascii="Times New Roman" w:eastAsia="Times New Roman" w:hAnsi="Times New Roman" w:cs="Times New Roman"/>
-          <w:sz w:val="22"/>
-          <w:szCs w:val="24"/>
-          <w:lang w:eastAsia="en-US"/>
-        </w:rPr>
-        <w:t xml:space="preserve">, </w:t>
-      </w:r>
-      <w:r>
-        <w:rPr>
-          <w:rFonts w:ascii="Times New Roman" w:eastAsia="Times New Roman" w:hAnsi="Times New Roman" w:cs="Times New Roman"/>
-          <w:bCs/>
-          <w:sz w:val="22"/>
-          <w:szCs w:val="24"/>
-          <w:lang w:eastAsia="en-US"/>
-        </w:rPr>
-        <w:t>SQL Server</w:t>
-      </w:r>
-      <w:r>
-        <w:rPr>
-          <w:rFonts w:ascii="Times New Roman" w:eastAsia="Times New Roman" w:hAnsi="Times New Roman" w:cs="Times New Roman"/>
-          <w:sz w:val="22"/>
-          <w:szCs w:val="24"/>
-          <w:lang w:eastAsia="en-US"/>
-        </w:rPr>
-        <w:t xml:space="preserve">, </w:t>
-      </w:r>
-      <w:proofErr w:type="spellStart"/>
-      <w:r>
-        <w:rPr>
-          <w:rFonts w:ascii="Times New Roman" w:eastAsia="Times New Roman" w:hAnsi="Times New Roman" w:cs="Times New Roman"/>
-          <w:bCs/>
-          <w:sz w:val="22"/>
-          <w:szCs w:val="24"/>
-          <w:lang w:eastAsia="en-US"/>
-        </w:rPr>
-        <w:t>Redis</w:t>
-      </w:r>
-      <w:proofErr w:type="spellEnd"/>
-      <w:r>
-        <w:rPr>
-          <w:rFonts w:ascii="Times New Roman" w:eastAsia="Times New Roman" w:hAnsi="Times New Roman" w:cs="Times New Roman"/>
-          <w:sz w:val="22"/>
-          <w:szCs w:val="24"/>
-          <w:lang w:eastAsia="en-US"/>
-        </w:rPr>
-        <w:t xml:space="preserve">, </w:t>
-      </w:r>
-      <w:proofErr w:type="spellStart"/>
-      <w:r>
-        <w:rPr>
-          <w:rFonts w:ascii="Times New Roman" w:eastAsia="Times New Roman" w:hAnsi="Times New Roman" w:cs="Times New Roman"/>
-          <w:bCs/>
-          <w:sz w:val="22"/>
-          <w:szCs w:val="24"/>
-          <w:lang w:eastAsia="en-US"/>
-        </w:rPr>
         <w:t>MongoDB</w:t>
       </w:r>
-      <w:proofErr w:type="spellEnd"/>
       <w:r>
         <w:rPr>
           <w:rFonts w:ascii="Times New Roman" w:eastAsia="Times New Roman" w:hAnsi="Times New Roman" w:cs="Times New Roman"/>
@@ -2316,25 +2085,7 @@
           <w:rFonts w:ascii="Arial Black" w:hAnsi="Arial Black" w:cstheme="majorBidi"/>
           <w:szCs w:val="28"/>
         </w:rPr>
-        <w:t xml:space="preserve">Senior </w:t>
-      </w:r>
-      <w:proofErr w:type="spellStart"/>
-      <w:r>
-        <w:rPr>
-          <w:rStyle w:val="Strong"/>
-          <w:rFonts w:ascii="Arial Black" w:hAnsi="Arial Black" w:cstheme="majorBidi"/>
-          <w:szCs w:val="28"/>
-        </w:rPr>
-        <w:t>DevOps</w:t>
-      </w:r>
-      <w:proofErr w:type="spellEnd"/>
-      <w:r>
-        <w:rPr>
-          <w:rStyle w:val="Strong"/>
-          <w:rFonts w:ascii="Arial Black" w:hAnsi="Arial Black" w:cstheme="majorBidi"/>
-          <w:szCs w:val="28"/>
-        </w:rPr>
-        <w:t xml:space="preserve"> Engineer</w:t>
+        <w:t>Senior DevOps Engineer</w:t>
       </w:r>
     </w:p>
     <w:p>
@@ -2443,7 +2194,6 @@
         </w:rPr>
         <w:t xml:space="preserve"> workflows with </w:t>
       </w:r>
-      <w:proofErr w:type="spellStart"/>
       <w:r>
         <w:rPr>
           <w:rFonts w:ascii="Times New Roman" w:eastAsia="Times New Roman" w:hAnsi="Times New Roman" w:cs="Times New Roman"/>
@@ -2453,9 +2203,17 @@
           <w:szCs w:val="24"/>
           <w:lang w:eastAsia="en-US"/>
         </w:rPr>
-        <w:t>GitHub</w:t>
-      </w:r>
-      <w:proofErr w:type="spellEnd"/>
+        <w:t>GitHub Actions</w:t>
+      </w:r>
+      <w:r>
+        <w:rPr>
+          <w:rFonts w:ascii="Times New Roman" w:eastAsia="Times New Roman" w:hAnsi="Times New Roman" w:cs="Times New Roman"/>
+          <w:sz w:val="22"/>
+          <w:szCs w:val="24"/>
+          <w:lang w:eastAsia="en-US"/>
+        </w:rPr>
+        <w:t xml:space="preserve">, </w:t>
+      </w:r>
       <w:r>
         <w:rPr>
           <w:rFonts w:ascii="Times New Roman" w:eastAsia="Times New Roman" w:hAnsi="Times New Roman" w:cs="Times New Roman"/>
@@ -2465,18 +2223,17 @@
           <w:szCs w:val="24"/>
           <w:lang w:eastAsia="en-US"/>
         </w:rPr>
-        <w:t xml:space="preserve"> Actions</w:t>
-      </w:r>
-      <w:r>
-        <w:rPr>
-          <w:rFonts w:ascii="Times New Roman" w:eastAsia="Times New Roman" w:hAnsi="Times New Roman" w:cs="Times New Roman"/>
-          <w:sz w:val="22"/>
-          <w:szCs w:val="24"/>
-          <w:lang w:eastAsia="en-US"/>
-        </w:rPr>
-        <w:t xml:space="preserve">, </w:t>
-      </w:r>
-      <w:proofErr w:type="spellStart"/>
+        <w:t>Docker</w:t>
+      </w:r>
+      <w:r>
+        <w:rPr>
+          <w:rFonts w:ascii="Times New Roman" w:eastAsia="Times New Roman" w:hAnsi="Times New Roman" w:cs="Times New Roman"/>
+          <w:sz w:val="22"/>
+          <w:szCs w:val="24"/>
+          <w:lang w:eastAsia="en-US"/>
+        </w:rPr>
+        <w:t xml:space="preserve">, and </w:t>
+      </w:r>
       <w:r>
         <w:rPr>
           <w:rFonts w:ascii="Times New Roman" w:eastAsia="Times New Roman" w:hAnsi="Times New Roman" w:cs="Times New Roman"/>
@@ -2486,31 +2243,8 @@
           <w:szCs w:val="24"/>
           <w:lang w:eastAsia="en-US"/>
         </w:rPr>
-        <w:t>Docker</w:t>
-      </w:r>
-      <w:proofErr w:type="spellEnd"/>
-      <w:r>
-        <w:rPr>
-          <w:rFonts w:ascii="Times New Roman" w:eastAsia="Times New Roman" w:hAnsi="Times New Roman" w:cs="Times New Roman"/>
-          <w:sz w:val="22"/>
-          <w:szCs w:val="24"/>
-          <w:lang w:eastAsia="en-US"/>
-        </w:rPr>
-        <w:t xml:space="preserve">, and </w:t>
-      </w:r>
-      <w:proofErr w:type="spellStart"/>
-      <w:r>
-        <w:rPr>
-          <w:rFonts w:ascii="Times New Roman" w:eastAsia="Times New Roman" w:hAnsi="Times New Roman" w:cs="Times New Roman"/>
-          <w:b/>
-          <w:bCs/>
-          <w:sz w:val="22"/>
-          <w:szCs w:val="24"/>
-          <w:lang w:eastAsia="en-US"/>
-        </w:rPr>
         <w:t>Terraform</w:t>
       </w:r>
-      <w:proofErr w:type="spellEnd"/>
       <w:r>
         <w:rPr>
           <w:rFonts w:ascii="Times New Roman" w:eastAsia="Times New Roman" w:hAnsi="Times New Roman" w:cs="Times New Roman"/>
@@ -2612,7 +2346,6 @@
         </w:rPr>
         <w:t xml:space="preserve">Implemented </w:t>
       </w:r>
-      <w:proofErr w:type="spellStart"/>
       <w:r>
         <w:rPr>
           <w:rFonts w:ascii="Times New Roman" w:eastAsia="Times New Roman" w:hAnsi="Times New Roman" w:cs="Times New Roman"/>
@@ -2624,7 +2357,6 @@
         </w:rPr>
         <w:t>Kubernetes</w:t>
       </w:r>
-      <w:proofErr w:type="spellEnd"/>
       <w:r>
         <w:rPr>
           <w:rFonts w:ascii="Times New Roman" w:eastAsia="Times New Roman" w:hAnsi="Times New Roman" w:cs="Times New Roman"/>
@@ -2907,7 +2639,6 @@
         <w:lastRenderedPageBreak/>
         <w:t xml:space="preserve">Supported migration of older VM-based deployment flows into container-first delivery patterns using </w:t>
       </w:r>
-      <w:proofErr w:type="spellStart"/>
       <w:r>
         <w:rPr>
           <w:rFonts w:ascii="Times New Roman" w:eastAsia="Times New Roman" w:hAnsi="Times New Roman" w:cs="Times New Roman"/>
@@ -2917,9 +2648,17 @@
           <w:szCs w:val="24"/>
           <w:lang w:eastAsia="en-US"/>
         </w:rPr>
-        <w:t>Docker</w:t>
-      </w:r>
-      <w:proofErr w:type="spellEnd"/>
+        <w:t>Docker 24–26</w:t>
+      </w:r>
+      <w:r>
+        <w:rPr>
+          <w:rFonts w:ascii="Times New Roman" w:eastAsia="Times New Roman" w:hAnsi="Times New Roman" w:cs="Times New Roman"/>
+          <w:sz w:val="22"/>
+          <w:szCs w:val="24"/>
+          <w:lang w:eastAsia="en-US"/>
+        </w:rPr>
+        <w:t xml:space="preserve"> and </w:t>
+      </w:r>
       <w:r>
         <w:rPr>
           <w:rFonts w:ascii="Times New Roman" w:eastAsia="Times New Roman" w:hAnsi="Times New Roman" w:cs="Times New Roman"/>
@@ -2929,40 +2668,7 @@
           <w:szCs w:val="24"/>
           <w:lang w:eastAsia="en-US"/>
         </w:rPr>
-        <w:t xml:space="preserve"> 24–26</w:t>
-      </w:r>
-      <w:r>
-        <w:rPr>
-          <w:rFonts w:ascii="Times New Roman" w:eastAsia="Times New Roman" w:hAnsi="Times New Roman" w:cs="Times New Roman"/>
-          <w:sz w:val="22"/>
-          <w:szCs w:val="24"/>
-          <w:lang w:eastAsia="en-US"/>
-        </w:rPr>
-        <w:t xml:space="preserve"> and </w:t>
-      </w:r>
-      <w:proofErr w:type="spellStart"/>
-      <w:r>
-        <w:rPr>
-          <w:rFonts w:ascii="Times New Roman" w:eastAsia="Times New Roman" w:hAnsi="Times New Roman" w:cs="Times New Roman"/>
-          <w:b/>
-          <w:bCs/>
-          <w:sz w:val="22"/>
-          <w:szCs w:val="24"/>
-          <w:lang w:eastAsia="en-US"/>
-        </w:rPr>
-        <w:t>Kubernetes</w:t>
-      </w:r>
-      <w:proofErr w:type="spellEnd"/>
-      <w:r>
-        <w:rPr>
-          <w:rFonts w:ascii="Times New Roman" w:eastAsia="Times New Roman" w:hAnsi="Times New Roman" w:cs="Times New Roman"/>
-          <w:b/>
-          <w:bCs/>
-          <w:sz w:val="22"/>
-          <w:szCs w:val="24"/>
-          <w:lang w:eastAsia="en-US"/>
-        </w:rPr>
-        <w:t xml:space="preserve"> 1.27–1.30</w:t>
+        <w:t>Kubernetes 1.27–1.30</w:t>
       </w:r>
       <w:r>
         <w:rPr>
@@ -3165,23 +2871,13 @@
         </w:rPr>
         <w:t xml:space="preserve"> - </w:t>
       </w:r>
-      <w:proofErr w:type="spellStart"/>
       <w:r>
         <w:rPr>
           <w:rStyle w:val="Strong"/>
           <w:rFonts w:ascii="Arial Black" w:hAnsi="Arial Black" w:cstheme="majorBidi"/>
           <w:szCs w:val="28"/>
         </w:rPr>
-        <w:t>DevOps</w:t>
-      </w:r>
-      <w:proofErr w:type="spellEnd"/>
-      <w:r>
-        <w:rPr>
-          <w:rStyle w:val="Strong"/>
-          <w:rFonts w:ascii="Arial Black" w:hAnsi="Arial Black" w:cstheme="majorBidi"/>
-          <w:szCs w:val="28"/>
-        </w:rPr>
-        <w:t xml:space="preserve"> Engineer</w:t>
+        <w:t>DevOps Engineer</w:t>
       </w:r>
     </w:p>
     <w:p>
@@ -3280,9 +2976,17 @@
           <w:szCs w:val="24"/>
           <w:lang w:eastAsia="en-US"/>
         </w:rPr>
-        <w:t xml:space="preserve">Azure </w:t>
-      </w:r>
-      <w:proofErr w:type="spellStart"/>
+        <w:t>Azure DevOps</w:t>
+      </w:r>
+      <w:r>
+        <w:rPr>
+          <w:rFonts w:ascii="Times New Roman" w:eastAsia="Times New Roman" w:hAnsi="Times New Roman" w:cs="Times New Roman"/>
+          <w:sz w:val="22"/>
+          <w:szCs w:val="24"/>
+          <w:lang w:eastAsia="en-US"/>
+        </w:rPr>
+        <w:t xml:space="preserve">, </w:t>
+      </w:r>
       <w:r>
         <w:rPr>
           <w:rFonts w:ascii="Times New Roman" w:eastAsia="Times New Roman" w:hAnsi="Times New Roman" w:cs="Times New Roman"/>
@@ -3292,9 +2996,8 @@
           <w:szCs w:val="24"/>
           <w:lang w:eastAsia="en-US"/>
         </w:rPr>
-        <w:t>DevOps</w:t>
-      </w:r>
-      <w:proofErr w:type="spellEnd"/>
+        <w:t>Jenkins</w:t>
+      </w:r>
       <w:r>
         <w:rPr>
           <w:rFonts w:ascii="Times New Roman" w:eastAsia="Times New Roman" w:hAnsi="Times New Roman" w:cs="Times New Roman"/>
@@ -3313,18 +3016,17 @@
           <w:szCs w:val="24"/>
           <w:lang w:eastAsia="en-US"/>
         </w:rPr>
-        <w:t>Jenkins</w:t>
-      </w:r>
-      <w:r>
-        <w:rPr>
-          <w:rFonts w:ascii="Times New Roman" w:eastAsia="Times New Roman" w:hAnsi="Times New Roman" w:cs="Times New Roman"/>
-          <w:sz w:val="22"/>
-          <w:szCs w:val="24"/>
-          <w:lang w:eastAsia="en-US"/>
-        </w:rPr>
-        <w:t xml:space="preserve">, </w:t>
-      </w:r>
-      <w:proofErr w:type="spellStart"/>
+        <w:t>Docker</w:t>
+      </w:r>
+      <w:r>
+        <w:rPr>
+          <w:rFonts w:ascii="Times New Roman" w:eastAsia="Times New Roman" w:hAnsi="Times New Roman" w:cs="Times New Roman"/>
+          <w:sz w:val="22"/>
+          <w:szCs w:val="24"/>
+          <w:lang w:eastAsia="en-US"/>
+        </w:rPr>
+        <w:t xml:space="preserve">, and </w:t>
+      </w:r>
       <w:r>
         <w:rPr>
           <w:rFonts w:ascii="Times New Roman" w:eastAsia="Times New Roman" w:hAnsi="Times New Roman" w:cs="Times New Roman"/>
@@ -3334,31 +3036,8 @@
           <w:szCs w:val="24"/>
           <w:lang w:eastAsia="en-US"/>
         </w:rPr>
-        <w:t>Docker</w:t>
-      </w:r>
-      <w:proofErr w:type="spellEnd"/>
-      <w:r>
-        <w:rPr>
-          <w:rFonts w:ascii="Times New Roman" w:eastAsia="Times New Roman" w:hAnsi="Times New Roman" w:cs="Times New Roman"/>
-          <w:sz w:val="22"/>
-          <w:szCs w:val="24"/>
-          <w:lang w:eastAsia="en-US"/>
-        </w:rPr>
-        <w:t xml:space="preserve">, and </w:t>
-      </w:r>
-      <w:proofErr w:type="spellStart"/>
-      <w:r>
-        <w:rPr>
-          <w:rFonts w:ascii="Times New Roman" w:eastAsia="Times New Roman" w:hAnsi="Times New Roman" w:cs="Times New Roman"/>
-          <w:b/>
-          <w:bCs/>
-          <w:sz w:val="22"/>
-          <w:szCs w:val="24"/>
-          <w:lang w:eastAsia="en-US"/>
-        </w:rPr>
         <w:t>Terraform</w:t>
       </w:r>
-      <w:proofErr w:type="spellEnd"/>
       <w:r>
         <w:rPr>
           <w:rFonts w:ascii="Times New Roman" w:eastAsia="Times New Roman" w:hAnsi="Times New Roman" w:cs="Times New Roman"/>
@@ -3552,7 +3231,6 @@
         </w:rPr>
         <w:t xml:space="preserve">Implemented containerized application packaging with </w:t>
       </w:r>
-      <w:proofErr w:type="spellStart"/>
       <w:r>
         <w:rPr>
           <w:rFonts w:ascii="Times New Roman" w:eastAsia="Times New Roman" w:hAnsi="Times New Roman" w:cs="Times New Roman"/>
@@ -3562,19 +3240,7 @@
           <w:szCs w:val="24"/>
           <w:lang w:eastAsia="en-US"/>
         </w:rPr>
-        <w:t>Docker</w:t>
-      </w:r>
-      <w:proofErr w:type="spellEnd"/>
-      <w:r>
-        <w:rPr>
-          <w:rFonts w:ascii="Times New Roman" w:eastAsia="Times New Roman" w:hAnsi="Times New Roman" w:cs="Times New Roman"/>
-          <w:b/>
-          <w:bCs/>
-          <w:sz w:val="22"/>
-          <w:szCs w:val="24"/>
-          <w:lang w:eastAsia="en-US"/>
-        </w:rPr>
-        <w:t xml:space="preserve"> 20–24</w:t>
+        <w:t>Docker 20–24</w:t>
       </w:r>
       <w:r>
         <w:rPr>
@@ -3675,27 +3341,7 @@
           <w:szCs w:val="24"/>
           <w:lang w:eastAsia="en-US"/>
         </w:rPr>
-        <w:t xml:space="preserve">Improved </w:t>
-      </w:r>
-      <w:proofErr w:type="spellStart"/>
-      <w:r>
-        <w:rPr>
-          <w:rFonts w:ascii="Times New Roman" w:eastAsia="Times New Roman" w:hAnsi="Times New Roman" w:cs="Times New Roman"/>
-          <w:sz w:val="22"/>
-          <w:szCs w:val="24"/>
-          <w:lang w:eastAsia="en-US"/>
-        </w:rPr>
-        <w:t>observability</w:t>
-      </w:r>
-      <w:proofErr w:type="spellEnd"/>
-      <w:r>
-        <w:rPr>
-          <w:rFonts w:ascii="Times New Roman" w:eastAsia="Times New Roman" w:hAnsi="Times New Roman" w:cs="Times New Roman"/>
-          <w:sz w:val="22"/>
-          <w:szCs w:val="24"/>
-          <w:lang w:eastAsia="en-US"/>
-        </w:rPr>
-        <w:t xml:space="preserve"> by rolling out centralized logging with </w:t>
+        <w:t xml:space="preserve">Improved observability by rolling out centralized logging with </w:t>
       </w:r>
       <w:r>
         <w:rPr>
@@ -3839,27 +3485,7 @@
           <w:szCs w:val="24"/>
           <w:lang w:eastAsia="en-US"/>
         </w:rPr>
-        <w:t xml:space="preserve">Created internal </w:t>
-      </w:r>
-      <w:proofErr w:type="spellStart"/>
-      <w:r>
-        <w:rPr>
-          <w:rFonts w:ascii="Times New Roman" w:eastAsia="Times New Roman" w:hAnsi="Times New Roman" w:cs="Times New Roman"/>
-          <w:sz w:val="22"/>
-          <w:szCs w:val="24"/>
-          <w:lang w:eastAsia="en-US"/>
-        </w:rPr>
-        <w:t>runbooks</w:t>
-      </w:r>
-      <w:proofErr w:type="spellEnd"/>
-      <w:r>
-        <w:rPr>
-          <w:rFonts w:ascii="Times New Roman" w:eastAsia="Times New Roman" w:hAnsi="Times New Roman" w:cs="Times New Roman"/>
-          <w:sz w:val="22"/>
-          <w:szCs w:val="24"/>
-          <w:lang w:eastAsia="en-US"/>
-        </w:rPr>
-        <w:t xml:space="preserve"> for deployment recovery, certificate renewal, and service restart procedures, giving the team clearer operational playbooks and reducing mean time to recovery by </w:t>
+        <w:t xml:space="preserve">Created internal runbooks for deployment recovery, certificate renewal, and service restart procedures, giving the team clearer operational playbooks and reducing mean time to recovery by </w:t>
       </w:r>
       <w:r>
         <w:rPr>
@@ -4213,7 +3839,6 @@
         </w:rPr>
         <w:t xml:space="preserve">Assisted with early container adoption by packaging selected services in </w:t>
       </w:r>
-      <w:proofErr w:type="spellStart"/>
       <w:r>
         <w:rPr>
           <w:rFonts w:ascii="Times New Roman" w:eastAsia="Times New Roman" w:hAnsi="Times New Roman" w:cs="Times New Roman"/>
@@ -4223,19 +3848,7 @@
           <w:szCs w:val="24"/>
           <w:lang w:eastAsia="en-US"/>
         </w:rPr>
-        <w:t>Docker</w:t>
-      </w:r>
-      <w:proofErr w:type="spellEnd"/>
-      <w:r>
-        <w:rPr>
-          <w:rFonts w:ascii="Times New Roman" w:eastAsia="Times New Roman" w:hAnsi="Times New Roman" w:cs="Times New Roman"/>
-          <w:b/>
-          <w:bCs/>
-          <w:sz w:val="22"/>
-          <w:szCs w:val="24"/>
-          <w:lang w:eastAsia="en-US"/>
-        </w:rPr>
-        <w:t xml:space="preserve"> 1.12–19</w:t>
+        <w:t>Docker 1.12–19</w:t>
       </w:r>
       <w:r>
         <w:rPr>
@@ -4344,7 +3957,6 @@
         </w:rPr>
         <w:t xml:space="preserve"> and </w:t>
       </w:r>
-      <w:proofErr w:type="spellStart"/>
       <w:r>
         <w:rPr>
           <w:rFonts w:ascii="Times New Roman" w:eastAsia="Times New Roman" w:hAnsi="Times New Roman" w:cs="Times New Roman"/>
@@ -4356,7 +3968,6 @@
         </w:rPr>
         <w:t>PostgreSQL</w:t>
       </w:r>
-      <w:proofErr w:type="spellEnd"/>
       <w:r>
         <w:rPr>
           <w:rFonts w:ascii="Times New Roman" w:eastAsia="Times New Roman" w:hAnsi="Times New Roman" w:cs="Times New Roman"/>
@@ -5085,31 +4696,7 @@
           <w:szCs w:val="24"/>
           <w:lang w:eastAsia="en-US"/>
         </w:rPr>
-        <w:t xml:space="preserve"> Certified: </w:t>
-      </w:r>
-      <w:proofErr w:type="spellStart"/>
-      <w:r>
-        <w:rPr>
-          <w:rFonts w:ascii="Times New Roman" w:eastAsia="Times New Roman" w:hAnsi="Times New Roman" w:cs="Times New Roman"/>
-          <w:b/>
-          <w:bCs/>
-          <w:sz w:val="22"/>
-          <w:szCs w:val="24"/>
-          <w:lang w:eastAsia="en-US"/>
-        </w:rPr>
-        <w:t>Terraform</w:t>
-      </w:r>
-      <w:proofErr w:type="spellEnd"/>
-      <w:r>
-        <w:rPr>
-          <w:rFonts w:ascii="Times New Roman" w:eastAsia="Times New Roman" w:hAnsi="Times New Roman" w:cs="Times New Roman"/>
-          <w:b/>
-          <w:bCs/>
-          <w:sz w:val="22"/>
-          <w:szCs w:val="24"/>
-          <w:lang w:eastAsia="en-US"/>
-        </w:rPr>
-        <w:t xml:space="preserve"> Associate</w:t>
+        <w:t xml:space="preserve"> Certified: Terraform Associate</w:t>
       </w:r>
     </w:p>
     <w:p>
@@ -5156,31 +4743,7 @@
           <w:szCs w:val="24"/>
           <w:lang w:eastAsia="en-US"/>
         </w:rPr>
-        <w:t xml:space="preserve">CKA – Certified </w:t>
-      </w:r>
-      <w:proofErr w:type="spellStart"/>
-      <w:r>
-        <w:rPr>
-          <w:rFonts w:ascii="Times New Roman" w:eastAsia="Times New Roman" w:hAnsi="Times New Roman" w:cs="Times New Roman"/>
-          <w:b/>
-          <w:bCs/>
-          <w:sz w:val="22"/>
-          <w:szCs w:val="24"/>
-          <w:lang w:eastAsia="en-US"/>
-        </w:rPr>
-        <w:t>Kubernetes</w:t>
-      </w:r>
-      <w:proofErr w:type="spellEnd"/>
-      <w:r>
-        <w:rPr>
-          <w:rFonts w:ascii="Times New Roman" w:eastAsia="Times New Roman" w:hAnsi="Times New Roman" w:cs="Times New Roman"/>
-          <w:b/>
-          <w:bCs/>
-          <w:sz w:val="22"/>
-          <w:szCs w:val="24"/>
-          <w:lang w:eastAsia="en-US"/>
-        </w:rPr>
-        <w:t xml:space="preserve"> Administrator</w:t>
+        <w:t>CKA – Certified Kubernetes Administrator</w:t>
       </w:r>
     </w:p>
     <w:p>
@@ -9781,7 +9344,6 @@
       <w:jc w:val="both"/>
     </w:pPr>
     <w:tblPr>
-      <w:tblInd w:w="0" w:type="dxa"/>
       <w:tblBorders>
         <w:top w:val="single" w:sz="4" w:space="0" w:color="auto"/>
         <w:left w:val="single" w:sz="4" w:space="0" w:color="auto"/>
@@ -9790,12 +9352,6 @@
         <w:insideH w:val="single" w:sz="4" w:space="0" w:color="auto"/>
         <w:insideV w:val="single" w:sz="4" w:space="0" w:color="auto"/>
       </w:tblBorders>
-      <w:tblCellMar>
-        <w:top w:w="0" w:type="dxa"/>
-        <w:left w:w="108" w:type="dxa"/>
-        <w:bottom w:w="0" w:type="dxa"/>
-        <w:right w:w="108" w:type="dxa"/>
-      </w:tblCellMar>
     </w:tblPr>
   </w:style>
   <w:style w:type="character" w:customStyle="1" w:styleId="NormalWebChar">
@@ -10066,7 +9622,6 @@
       <w:jc w:val="both"/>
     </w:pPr>
     <w:tblPr>
-      <w:tblInd w:w="0" w:type="dxa"/>
       <w:tblBorders>
         <w:top w:val="single" w:sz="4" w:space="0" w:color="auto"/>
         <w:left w:val="single" w:sz="4" w:space="0" w:color="auto"/>
@@ -10075,12 +9630,6 @@
         <w:insideH w:val="single" w:sz="4" w:space="0" w:color="auto"/>
         <w:insideV w:val="single" w:sz="4" w:space="0" w:color="auto"/>
       </w:tblBorders>
-      <w:tblCellMar>
-        <w:top w:w="0" w:type="dxa"/>
-        <w:left w:w="108" w:type="dxa"/>
-        <w:bottom w:w="0" w:type="dxa"/>
-        <w:right w:w="108" w:type="dxa"/>
-      </w:tblCellMar>
     </w:tblPr>
   </w:style>
   <w:style w:type="character" w:customStyle="1" w:styleId="NormalWebChar">
@@ -10368,7 +9917,7 @@
 </file>
 
 <file path=customXml/itemProps1.xml><?xml version="1.0" encoding="utf-8"?>
-<ds:datastoreItem xmlns:ds="http://schemas.openxmlformats.org/officeDocument/2006/customXml" ds:itemID="{C0A209B0-41F7-46FF-AFCC-3B4703B74E6D}">
+<ds:datastoreItem xmlns:ds="http://schemas.openxmlformats.org/officeDocument/2006/customXml" ds:itemID="{4D69E321-FF96-4F22-9A7C-F494CE14CDB0}">
   <ds:schemaRefs>
     <ds:schemaRef ds:uri="http://schemas.openxmlformats.org/officeDocument/2006/bibliography"/>
   </ds:schemaRefs>

--- a/Gabriel/DevOps/GABRIEL POPA.docx
+++ b/Gabriel/DevOps/GABRIEL POPA.docx
@@ -127,8 +127,6 @@
         </w:rPr>
         <w:t>, Romania | +40 764309991 | gabrielpdev@outlook.com | https://www.linkedin.com/in/gabriel-popa-12890b414/</w:t>
       </w:r>
-      <w:bookmarkStart w:id="0" w:name="_GoBack"/>
-      <w:bookmarkEnd w:id="0"/>
     </w:p>
     <w:p>
       <w:pPr>
@@ -2137,8 +2135,10 @@
           <w:sz w:val="22"/>
           <w:szCs w:val="28"/>
         </w:rPr>
-        <w:t xml:space="preserve">2024 – </w:t>
-      </w:r>
+        <w:t xml:space="preserve"> </w:t>
+      </w:r>
+      <w:bookmarkStart w:id="0" w:name="_GoBack"/>
+      <w:bookmarkEnd w:id="0"/>
       <w:r>
         <w:rPr>
           <w:rFonts w:asciiTheme="majorBidi" w:hAnsiTheme="majorBidi" w:cstheme="majorBidi"/>
@@ -2146,7 +2146,25 @@
           <w:sz w:val="22"/>
           <w:szCs w:val="28"/>
         </w:rPr>
-        <w:t>Dec 2025)</w:t>
+        <w:t xml:space="preserve">2024 – </w:t>
+      </w:r>
+      <w:r>
+        <w:rPr>
+          <w:rFonts w:asciiTheme="majorBidi" w:hAnsiTheme="majorBidi" w:cstheme="majorBidi"/>
+          <w:i/>
+          <w:sz w:val="22"/>
+          <w:szCs w:val="28"/>
+        </w:rPr>
+        <w:t>May 2026</w:t>
+      </w:r>
+      <w:r>
+        <w:rPr>
+          <w:rFonts w:asciiTheme="majorBidi" w:hAnsiTheme="majorBidi" w:cstheme="majorBidi"/>
+          <w:i/>
+          <w:sz w:val="22"/>
+          <w:szCs w:val="28"/>
+        </w:rPr>
+        <w:t>)</w:t>
       </w:r>
     </w:p>
     <w:p>
@@ -3589,7 +3607,7 @@
           <w:sz w:val="22"/>
           <w:szCs w:val="28"/>
         </w:rPr>
-        <w:t>Sept</w:t>
+        <w:t>Sep</w:t>
       </w:r>
       <w:r>
         <w:rPr>
@@ -9917,7 +9935,7 @@
 </file>
 
 <file path=customXml/itemProps1.xml><?xml version="1.0" encoding="utf-8"?>
-<ds:datastoreItem xmlns:ds="http://schemas.openxmlformats.org/officeDocument/2006/customXml" ds:itemID="{4D69E321-FF96-4F22-9A7C-F494CE14CDB0}">
+<ds:datastoreItem xmlns:ds="http://schemas.openxmlformats.org/officeDocument/2006/customXml" ds:itemID="{E2334F7A-2A7D-4C43-BB06-21AA56BF5449}">
   <ds:schemaRefs>
     <ds:schemaRef ds:uri="http://schemas.openxmlformats.org/officeDocument/2006/bibliography"/>
   </ds:schemaRefs>
